--- a/document_templates/russian_library/Исковые_заявления/Жилищные_споры/шаблон_Исковое_заявление_в_сфере_ЖКХ_С_представителем_.docx
+++ b/document_templates/russian_library/Исковые_заявления/Жилищные_споры/шаблон_Исковое_заявление_в_сфере_ЖКХ_С_представителем_.docx
@@ -56,7 +56,7 @@
           <w:sz w:val="24"/>
           <w:szCs w:val="24"/>
         </w:rPr>
-        <w:t xml:space="preserve">{{ w_t_w_r_w_r_w_rpr_w_rfonts_w_ascii_times_new_roman_w_hansi_times_new_roman_w_cs_times_new_roman_w_sz_w_val_24_w_szcs_w_val_24_w_lang_w_val_en_us_w_rpr_w_t_court_w_t_w_r_w_r_w_rsidrpr_006b2211_w_rpr_w_rfonts_w_ascii_times_new_roman_w_hansi_times_new_roman_w_cs_times_new_roman_w_sz_w_val_24_w_szcs_w_val_24_w_rpr_w_t_xml_space_preserve_w_t_w_r_w_r_w_rpr_w_rfonts_w_ascii_times_new_roman_w_hansi_times_new_roman_w_cs_times_new_roman_w_sz_w_val_24_w_szcs_w_val_24_w_lang_w_val_en_us_w_rpr_w_t_address_w_t_w_r_w_r_w_rsidrpr_006b2211_w_rpr_w_rfonts_w_ascii_times_new_roman_w_hansi_times_new_roman_w_cs_times_new_roman_w_sz_w_val_24_w_szcs_w_val_24_w_rpr_w_t_xml_space_preserve }}</w:t>
+        <w:t xml:space="preserve">{{ court_address }}</w:t>
       </w:r>
     </w:p>
     <w:p>
@@ -91,7 +91,7 @@
           <w:sz w:val="24"/>
           <w:szCs w:val="24"/>
         </w:rPr>
-        <w:t xml:space="preserve">{{ w_t_w_r_w_r_w_rsidr_006b2211_w_rpr_w_rfonts_w_ascii_times_new_roman_w_hansi_times_new_roman_w_cs_times_new_roman_w_sz_w_val_24_w_szcs_w_val_24_w_lang_w_val_en_us_w_rpr_w_t_plaintiff_w_t_w_r_w_r_w_rsidr_006b2211_w_rsidrpr_006b2211_w_rpr_w_rfonts_w_ascii_times_new_roman_w_hansi_times_new_roman_w_cs_times_new_roman_w_sz_w_val_24_w_szcs_w_val_24_w_rpr_w_t_xml_space_preserve }}</w:t>
+        <w:t xml:space="preserve">{{ plaintiff }}</w:t>
       </w:r>
     </w:p>
     <w:p>
@@ -118,7 +118,7 @@
           <w:sz w:val="24"/>
           <w:szCs w:val="24"/>
         </w:rPr>
-        <w:t xml:space="preserve">{{ w_t_w_r_w_r_w_rpr_w_rfonts_w_ascii_times_new_roman_w_hansi_times_new_roman_w_cs_times_new_roman_w_sz_w_val_24_w_szcs_w_val_24_w_lang_w_val_en_us_w_rpr_w_t_plaintiff_address }}</w:t>
+        <w:t xml:space="preserve">{{ plaintiff_address }}</w:t>
       </w:r>
     </w:p>
     <w:p>
@@ -145,7 +145,7 @@
           <w:sz w:val="24"/>
           <w:szCs w:val="24"/>
         </w:rPr>
-        <w:t xml:space="preserve">{{ w_t_w_r_w_r_w_rsidr_006b2211_w_rpr_w_rfonts_w_ascii_times_new_roman_w_hansi_times_new_roman_w_cs_times_new_roman_w_sz_w_val_24_w_szcs_w_val_24_w_lang_w_val_en_us_w_rpr_w_t_plaintiff_w_t_w_r_w_r_w_rsidr_006b2211_w_rsidrpr_006b2211_w_rpr_w_rfonts_w_ascii_times_new_roman_w_hansi_times_new_roman_w_cs_times_new_roman_w_sz_w_val_24_w_szcs_w_val_24_w_rpr_w_t_xml_space_preserve_w_t_w_r_w_r_w_rsidr_006b2211_w_rpr_w_rfonts_w_ascii_times_new_roman_w_hansi_times_new_roman_w_cs_times_new_roman_w_sz_w_val_24_w_szcs_w_val_24_w_lang_w_val_en_us_w_rpr_w_t_representative_w_t_w_r_w_r_w_rsidr_006b2211_w_rsidrpr_006b2211_w_rpr_w_rfonts_w_ascii_times_new_roman_w_hansi_times_new_roman_w_cs_times_new_roman_w_sz_w_val_24_w_szcs_w_val_24_w_rpr_w_t_xml_space_preserve }}</w:t>
+        <w:t xml:space="preserve">{{ plaintiff_representative }}</w:t>
       </w:r>
     </w:p>
     <w:p>
@@ -172,7 +172,7 @@
           <w:sz w:val="24"/>
           <w:szCs w:val="24"/>
         </w:rPr>
-        <w:t xml:space="preserve">{{ w_t_w_r_w_r_w_rsidr_006b2211_w_rpr_w_rfonts_w_ascii_times_new_roman_w_hansi_times_new_roman_w_cs_times_new_roman_w_sz_w_val_24_w_szcs_w_val_24_w_lang_w_val_en_us_w_rpr_w_t_defendant_w_t_w_r_w_r_w_rsidr_006b2211_w_rsidrpr_006b2211_w_rpr_w_rfonts_w_ascii_times_new_roman_w_hansi_times_new_roman_w_cs_times_new_roman_w_sz_w_val_24_w_szcs_w_val_24_w_rpr_w_t_xml_space_preserve }}</w:t>
+        <w:t xml:space="preserve">{{ defendant }}</w:t>
       </w:r>
     </w:p>
     <w:p>
@@ -227,7 +227,7 @@
           <w:szCs w:val="24"/>
           <w:lang w:val="en-US"/>
         </w:rPr>
-        <w:t xml:space="preserve">{{ w_t_w_r_w_r_w_rsidr_006b2211_w_rpr_w_rfonts_w_ascii_times_new_roman_w_hansi_times_new_roman_w_cs_times_new_roman_w_sz_w_val_24_w_szcs_w_val_24_w_lang_w_val_en_us_w_rpr_w_t_defendant_address }}</w:t>
+        <w:t xml:space="preserve">{{ defendant_address }}</w:t>
       </w:r>
     </w:p>
     <w:p>
@@ -271,7 +271,7 @@
           <w:sz w:val="24"/>
           <w:szCs w:val="24"/>
         </w:rPr>
-        <w:t xml:space="preserve">{{ w_t_w_r_w_r_w_rsidr_006b2211_w_rpr_w_rfonts_w_ascii_times_new_roman_w_hansi_times_new_roman_w_cs_times_new_roman_w_sz_w_val_24_w_szcs_w_val_24_w_lang_w_val_en_us_w_rpr_w_t_plaintiff_w_t_w_r_w_r_w_rsidr_006b2211_w_rsidrpr_006b2211_w_rpr_w_rfonts_w_ascii_times_new_roman_w_hansi_times_new_roman_w_cs_times_new_roman_w_sz_w_val_24_w_szcs_w_val_24_w_rpr_w_t_xml_space_preserve }}</w:t>
+        <w:t xml:space="preserve">{{ plaintiff }}</w:t>
       </w:r>
       <w:r>
         <w:rPr>
@@ -287,7 +287,7 @@
           <w:sz w:val="24"/>
           <w:szCs w:val="24"/>
         </w:rPr>
-        <w:t xml:space="preserve">{{ w_t_w_r_w_r_w_rsidr_006b2211_w_rpr_w_rfonts_w_ascii_times_new_roman_w_hansi_times_new_roman_w_cs_times_new_roman_w_sz_w_val_24_w_szcs_w_val_24_w_lang_w_val_en_us_w_rpr_w_t_property_w_t_w_r_w_r_w_rsidr_006b2211_w_rsidrpr_006b2211_w_rpr_w_rfonts_w_ascii_times_new_roman_w_hansi_times_new_roman_w_cs_times_new_roman_w_sz_w_val_24_w_szcs_w_val_24_w_rpr_w_t_xml_space_preserve_w_t_w_r_w_r_w_rsidr_006b2211_w_rpr_w_rfonts_w_ascii_times_new_roman_w_hansi_times_new_roman_w_cs_times_new_roman_w_sz_w_val_24_w_szcs_w_val_24_w_lang_w_val_en_us_w_rpr_w_t_address_w_t_w_r_w_r_w_rsidr_006b2211_w_rsidrpr_006b2211_w_rpr_w_rfonts_w_ascii_times_new_roman_w_hansi_times_new_roman_w_cs_times_new_roman_w_sz_w_val_24_w_szcs_w_val_24_w_rpr_w_t_xml_space_preserve }}</w:t>
+        <w:t xml:space="preserve">{{ property_address }}</w:t>
       </w:r>
       <w:r>
         <w:rPr>
@@ -307,15 +307,14 @@
           <w:szCs w:val="24"/>
         </w:rPr>
       </w:pPr>
-      <w:proofErr w:type="gramStart"/>
-      <w:r>
-        <w:rPr>
-          <w:rFonts w:ascii="Times New Roman" w:hAnsi="Times New Roman" w:cs="Times New Roman"/>
-          <w:sz w:val="24"/>
-          <w:szCs w:val="24"/>
-          <w:lang w:val="en-US"/>
-        </w:rPr>
-        <w:t xml:space="preserve">{{ w_t_w_r_w_r_w_rpr_w_rfonts_w_ascii_times_new_roman_w_hansi_times_new_roman_w_cs_times_new_roman_w_sz_w_val_24_w_szcs_w_val_24_w_lang_w_val_en_us_w_rpr_w_t_service_w_t_w_r_w_prooferr_w_type_gramend_w_r_w_rsidrpr_006b2211_w_rpr_w_rfonts_w_ascii_times_new_roman_w_hansi_times_new_roman_w_cs_times_new_roman_w_sz_w_val_24_w_szcs_w_val_24_w_lang_w_val_en_us_w_rpr_w_t_xml_space_preserve_w_t_w_r_w_r_w_rpr_w_rfonts_w_ascii_times_new_roman_w_hansi_times_new_roman_w_cs_times_new_roman_w_sz_w_val_24_w_szcs_w_val_24_w_lang_w_val_en_us_w_rpr_w_t_type_w_t_w_r_w_r_w_rsidrpr_006b2211_w_rpr_w_rfonts_w_ascii_times_new_roman_w_hansi_times_new_roman_w_cs_times_new_roman_w_sz_w_val_24_w_szcs_w_val_24_w_lang_w_val_en_us_w_rpr_w_t_xml_space_preserve }} </w:t>
+      <w:r>
+        <w:rPr>
+          <w:rFonts w:ascii="Times New Roman" w:hAnsi="Times New Roman" w:cs="Times New Roman"/>
+          <w:sz w:val="24"/>
+          <w:szCs w:val="24"/>
+          <w:lang w:val="en-US"/>
+        </w:rPr>
+        <w:t xml:space="preserve">{{ service_type }} </w:t>
       </w:r>
       <w:r>
         <w:rPr>
@@ -392,7 +391,7 @@
           <w:szCs w:val="24"/>
           <w:lang w:val="en-US"/>
         </w:rPr>
-        <w:t xml:space="preserve">{{ w_t_w_r_w_r_w_rpr_w_rfonts_w_ascii_times_new_roman_w_hansi_times_new_roman_w_cs_times_new_roman_w_sz_w_val_24_w_szcs_w_val_24_w_lang_w_val_en_us_w_rpr_w_t_service_w_t_w_r_w_r_w_rsidrpr_006b2211_w_rpr_w_rfonts_w_ascii_times_new_roman_w_hansi_times_new_roman_w_cs_times_new_roman_w_sz_w_val_24_w_szcs_w_val_24_w_lang_w_val_en_us_w_rpr_w_t_xml_space_preserve_w_t_w_r_w_r_w_rpr_w_rfonts_w_ascii_times_new_roman_w_hansi_times_new_roman_w_cs_times_new_roman_w_sz_w_val_24_w_szcs_w_val_24_w_lang_w_val_en_us_w_rpr_w_t_start_w_t_w_r_w_r_w_rsidrpr_006b2211_w_rpr_w_rfonts_w_ascii_times_new_roman_w_hansi_times_new_roman_w_cs_times_new_roman_w_sz_w_val_24_w_szcs_w_val_24_w_lang_w_val_en_us_w_rpr_w_t_xml_space_preserve_w_t_w_r_w_r_w_rpr_w_rfonts_w_ascii_times_new_roman_w_hansi_times_new_roman_w_cs_times_new_roman_w_sz_w_val_24_w_szcs_w_val_24_w_lang_w_val_en_us_w_rpr_w_t_date_w_t_w_r_w_r_w_rsidrpr_006b2211_w_rpr_w_rfonts_w_ascii_times_new_roman_w_hansi_times_new_roman_w_cs_times_new_roman_w_sz_w_val_24_w_szcs_w_val_24_w_lang_w_val_en_us_w_rpr_w_t_xml_space_preserve }}</w:t>
+        <w:t xml:space="preserve">{{ service_start_date }}</w:t>
       </w:r>
       <w:r>
         <w:rPr>
@@ -444,7 +443,7 @@
           <w:szCs w:val="24"/>
           <w:lang w:val="en-US"/>
         </w:rPr>
-        <w:t xml:space="preserve">{{ w_t_w_r_w_r_w_rpr_w_rfonts_w_ascii_times_new_roman_w_hansi_times_new_roman_w_cs_times_new_roman_w_sz_w_val_24_w_szcs_w_val_24_w_lang_w_val_en_us_w_rpr_w_t_service_w_t_w_r_w_r_w_rsidrpr_006b2211_w_rpr_w_rfonts_w_ascii_times_new_roman_w_hansi_times_new_roman_w_cs_times_new_roman_w_sz_w_val_24_w_szcs_w_val_24_w_lang_w_val_en_us_w_rpr_w_t_xml_space_preserve_w_t_w_r_w_r_w_rpr_w_rfonts_w_ascii_times_new_roman_w_hansi_times_new_roman_w_cs_times_new_roman_w_sz_w_val_24_w_szcs_w_val_24_w_lang_w_val_en_us_w_rpr_w_t_provider_w_t_w_r_w_r_w_rsidrpr_006b2211_w_rpr_w_rfonts_w_ascii_times_new_roman_w_hansi_times_new_roman_w_cs_times_new_roman_w_sz_w_val_24_w_szcs_w_val_24_w_lang_w_val_en_us_w_rpr_w_t_xml_space_preserve_w_t_w_r_w_r_w_rpr_w_rfonts_w_ascii_times_new_roman_w_hansi_times_new_roman_w_cs_times_new_roman_w_sz_w_val_24_w_szcs_w_val_24_w_lang_w_val_en_us_w_rpr_w_t_name_w_t_w_r_w_r_w_rsidrpr_006b2211_w_rpr_w_rfonts_w_ascii_times_new_roman_w_hansi_times_new_roman_w_cs_times_new_roman_w_sz_w_val_24_w_szcs_w_val_24_w_lang_w_val_en_us_w_rpr_w_t_xml_space_preserve }}</w:t>
+        <w:t xml:space="preserve">{{ service_provider_name }}</w:t>
       </w:r>
       <w:r>
         <w:rPr>
@@ -496,7 +495,7 @@
           <w:sz w:val="24"/>
           <w:szCs w:val="24"/>
         </w:rPr>
-        <w:t>{{ w_t_w_r_w_r_w_rsidrpr_006b2211_w_rpr_w_rfonts_w_ascii_times_new_roman_w_hansi_times_new_roman_w_cs_times_new_roman_w_sz_w_val_24_w_szcs_w_val_24_w_rpr_w_t_xml_space_preserve_w_t_w_r_w_r_w_rsidrpr_006b2211_w_rpr_w_rfonts_w_ascii_times_new_roman_w_hansi_times_new_roman_w_cs_times_new_roman_w_sz_w_val_24_w_szcs_w_val_24_w_rpr_w_t_claim_date }} я обратилась в адрес Ответчика с претензией, в которой потребовала {{ claim_demands }}, а также произвести перерасчёт за период {{ recalculation_period }}. Размер ежемесячного платежа за данную услугу составляет {{ monthly_fee }} рублей. В силу того, что услуга оказывается реже, чем установлено графиком, платёж за данный период должен составить {{ calculated_fee }} руб. Мною фактически было уплачено {{ paid_amount }} руб..</w:t>
+        <w:t> я обратилась в адрес Ответчика с претензией, в которой потребовала {{ claim_demands }}, а также произвести перерасчёт за период {{ recalculation_period }}. Размер ежемесячного платежа за данную услугу составляет {{ monthly_fee }} рублей. В силу того, что услуга оказывается реже, чем установлено графиком, платёж за данный период должен составить {{ calculated_fee }} руб. Мною фактически было уплачено {{ paid_amount }} руб..</w:t>
       </w:r>
     </w:p>
     <w:p>
@@ -589,15 +588,14 @@
           <w:szCs w:val="24"/>
         </w:rPr>
       </w:pPr>
-      <w:proofErr w:type="gramStart"/>
-      <w:r>
-        <w:rPr>
-          <w:rFonts w:ascii="Times New Roman" w:hAnsi="Times New Roman" w:cs="Times New Roman"/>
-          <w:sz w:val="24"/>
-          <w:szCs w:val="24"/>
-          <w:lang w:val="en-US"/>
-        </w:rPr>
-        <w:t>{{ plaintiff_w_t_w_r_w_prooferr_w_type_gramend_w_r_w_rpr_w_rfonts_w_ascii_times_new_roman_w_hansi_times_new_roman_w_cs_times_new_roman_w_sz_w_val_24_w_szcs_w_val_24_w_lang_w_val_en_us_w_rpr_w_t_xml_space_preserve }}</w:t>
+      <w:r>
+        <w:rPr>
+          <w:rFonts w:ascii="Times New Roman" w:hAnsi="Times New Roman" w:cs="Times New Roman"/>
+          <w:sz w:val="24"/>
+          <w:szCs w:val="24"/>
+          <w:lang w:val="en-US"/>
+        </w:rPr>
+        <w:t>{{ plaintiff }}</w:t>
       </w:r>
       <w:r>
         <w:rPr>
